--- a/1 am/2 نظام التشغيل/cours 6/fiche.docx
+++ b/1 am/2 نظام التشغيل/cours 6/fiche.docx
@@ -2736,8 +2736,6 @@
                 <w:lang w:bidi="ar-DZ"/>
               </w:rPr>
             </w:pPr>
-            <w:bookmarkStart w:id="0" w:name="_GoBack"/>
-            <w:bookmarkEnd w:id="0"/>
             <w:r>
               <w:rPr>
                 <w:rFonts w:asciiTheme="majorBidi" w:hAnsiTheme="majorBidi" w:cstheme="majorBidi" w:hint="cs"/>
@@ -2966,7 +2964,7 @@
             <w:pPr>
               <w:bidi/>
               <w:rPr>
-                <w:rFonts w:asciiTheme="majorBidi" w:hAnsiTheme="majorBidi" w:cstheme="majorBidi" w:hint="cs"/>
+                <w:rFonts w:asciiTheme="majorBidi" w:hAnsiTheme="majorBidi" w:cstheme="majorBidi"/>
                 <w:color w:val="FF0000"/>
                 <w:sz w:val="28"/>
                 <w:szCs w:val="28"/>
@@ -3102,7 +3100,7 @@
               <w:bidi/>
               <w:jc w:val="center"/>
               <w:rPr>
-                <w:rFonts w:asciiTheme="majorBidi" w:hAnsiTheme="majorBidi" w:cstheme="majorBidi" w:hint="cs"/>
+                <w:rFonts w:asciiTheme="majorBidi" w:hAnsiTheme="majorBidi" w:cstheme="majorBidi"/>
                 <w:sz w:val="28"/>
                 <w:szCs w:val="28"/>
                 <w:rtl/>
@@ -3124,7 +3122,7 @@
               </w:tabs>
               <w:jc w:val="center"/>
               <w:rPr>
-                <w:rFonts w:asciiTheme="majorBidi" w:hAnsiTheme="majorBidi" w:cstheme="majorBidi" w:hint="cs"/>
+                <w:rFonts w:asciiTheme="majorBidi" w:hAnsiTheme="majorBidi" w:cstheme="majorBidi"/>
                 <w:sz w:val="28"/>
                 <w:szCs w:val="28"/>
                 <w:rtl/>
@@ -4259,7 +4257,6 @@
                 <w:color w:val="000000"/>
                 <w:sz w:val="28"/>
                 <w:szCs w:val="28"/>
-                <w:rtl/>
                 <w:lang w:bidi="ar-DZ"/>
               </w:rPr>
             </w:pPr>
@@ -4293,7 +4290,39 @@
                 <w:rtl/>
                 <w:lang w:bidi="ar-DZ"/>
               </w:rPr>
-              <w:t xml:space="preserve"> التي تظهر على الشاشة. و لكن يا ترى هل هنا</w:t>
+              <w:t xml:space="preserve"> التي تظهر على الشاشة.</w:t>
+            </w:r>
+          </w:p>
+          <w:p>
+            <w:pPr>
+              <w:pStyle w:val="Paragraphedeliste"/>
+              <w:numPr>
+                <w:ilvl w:val="0"/>
+                <w:numId w:val="20"/>
+              </w:numPr>
+              <w:autoSpaceDE w:val="0"/>
+              <w:autoSpaceDN w:val="0"/>
+              <w:bidi/>
+              <w:adjustRightInd w:val="0"/>
+              <w:rPr>
+                <w:rFonts w:asciiTheme="majorBidi" w:hAnsiTheme="majorBidi" w:cstheme="majorBidi"/>
+                <w:color w:val="000000"/>
+                <w:sz w:val="28"/>
+                <w:szCs w:val="28"/>
+                <w:rtl/>
+                <w:lang w:bidi="ar-DZ"/>
+              </w:rPr>
+            </w:pPr>
+            <w:r>
+              <w:rPr>
+                <w:rFonts w:asciiTheme="majorBidi" w:hAnsiTheme="majorBidi" w:cstheme="majorBidi"/>
+                <w:color w:val="000000"/>
+                <w:sz w:val="28"/>
+                <w:szCs w:val="28"/>
+                <w:rtl/>
+                <w:lang w:bidi="ar-DZ"/>
+              </w:rPr>
+              <w:t>يا ترى هل هنا</w:t>
             </w:r>
             <w:r>
               <w:rPr>
@@ -4425,126 +4454,68 @@
                 <w:rFonts w:asciiTheme="majorBidi" w:hAnsiTheme="majorBidi" w:cstheme="majorBidi"/>
                 <w:sz w:val="28"/>
                 <w:szCs w:val="28"/>
-              </w:rPr>
-            </w:pPr>
-            <w:r>
-              <w:rPr>
-                <w:rFonts w:asciiTheme="majorBidi" w:hAnsiTheme="majorBidi" w:cstheme="majorBidi"/>
-                <w:color w:val="333333"/>
-                <w:sz w:val="28"/>
-                <w:szCs w:val="28"/>
                 <w:shd w:val="clear" w:color="auto" w:fill="FFFFFF"/>
-                <w:rtl/>
-                <w:lang w:bidi="ar-DZ"/>
-              </w:rPr>
-              <w:t xml:space="preserve">يقوم كل متعلم بفتح أيقونة </w:t>
-            </w:r>
-            <w:r>
-              <w:rPr>
-                <w:rFonts w:asciiTheme="majorBidi" w:hAnsiTheme="majorBidi" w:cstheme="majorBidi"/>
-                <w:color w:val="333333"/>
+                <w:lang w:val="en-US" w:bidi="ar-DZ"/>
+              </w:rPr>
+            </w:pPr>
+            <w:r>
+              <w:rPr>
+                <w:rFonts w:asciiTheme="majorBidi" w:hAnsiTheme="majorBidi" w:cstheme="majorBidi"/>
                 <w:sz w:val="28"/>
                 <w:szCs w:val="28"/>
                 <w:shd w:val="clear" w:color="auto" w:fill="FFFFFF"/>
-                <w:lang w:bidi="ar-DZ"/>
-              </w:rPr>
-              <w:t xml:space="preserve">Ce </w:t>
+                <w:rtl/>
+                <w:lang w:bidi="ar-DZ"/>
+              </w:rPr>
+              <w:t xml:space="preserve">قم بفتح أيقونة </w:t>
+            </w:r>
+            <w:r>
+              <w:rPr>
+                <w:rFonts w:asciiTheme="majorBidi" w:hAnsiTheme="majorBidi" w:cstheme="majorBidi"/>
+                <w:sz w:val="28"/>
+                <w:szCs w:val="28"/>
+                <w:shd w:val="clear" w:color="auto" w:fill="FFFFFF"/>
+                <w:lang w:bidi="ar-DZ"/>
+              </w:rPr>
+              <w:t>Ce PC</w:t>
+            </w:r>
+            <w:r>
+              <w:rPr>
+                <w:rFonts w:asciiTheme="majorBidi" w:hAnsiTheme="majorBidi" w:cstheme="majorBidi"/>
+                <w:sz w:val="28"/>
+                <w:szCs w:val="28"/>
+                <w:shd w:val="clear" w:color="auto" w:fill="FFFFFF"/>
+                <w:rtl/>
+                <w:lang w:bidi="ar-DZ"/>
+              </w:rPr>
+              <w:t xml:space="preserve"> </w:t>
             </w:r>
             <w:proofErr w:type="gramStart"/>
             <w:r>
               <w:rPr>
                 <w:rFonts w:asciiTheme="majorBidi" w:hAnsiTheme="majorBidi" w:cstheme="majorBidi"/>
-                <w:color w:val="333333"/>
                 <w:sz w:val="28"/>
                 <w:szCs w:val="28"/>
                 <w:shd w:val="clear" w:color="auto" w:fill="FFFFFF"/>
-                <w:lang w:bidi="ar-DZ"/>
-              </w:rPr>
-              <w:t>PC</w:t>
-            </w:r>
-            <w:r>
-              <w:rPr>
-                <w:rFonts w:asciiTheme="majorBidi" w:hAnsiTheme="majorBidi" w:cstheme="majorBidi"/>
-                <w:color w:val="333333"/>
+                <w:rtl/>
+                <w:lang w:bidi="ar-DZ"/>
+              </w:rPr>
+              <w:t>و تمعن</w:t>
+            </w:r>
+            <w:proofErr w:type="gramEnd"/>
+            <w:r>
+              <w:rPr>
+                <w:rFonts w:asciiTheme="majorBidi" w:hAnsiTheme="majorBidi" w:cstheme="majorBidi"/>
                 <w:sz w:val="28"/>
                 <w:szCs w:val="28"/>
                 <w:shd w:val="clear" w:color="auto" w:fill="FFFFFF"/>
                 <w:rtl/>
                 <w:lang w:bidi="ar-DZ"/>
               </w:rPr>
-              <w:t xml:space="preserve"> ،</w:t>
-            </w:r>
-            <w:proofErr w:type="gramEnd"/>
-            <w:r>
-              <w:rPr>
-                <w:rFonts w:asciiTheme="majorBidi" w:hAnsiTheme="majorBidi" w:cstheme="majorBidi"/>
-                <w:color w:val="333333"/>
-                <w:sz w:val="28"/>
-                <w:szCs w:val="28"/>
-                <w:shd w:val="clear" w:color="auto" w:fill="FFFFFF"/>
-                <w:rtl/>
-                <w:lang w:bidi="ar-DZ"/>
-              </w:rPr>
-              <w:t xml:space="preserve"> يطلب المعلم  من المتعلمين التمعّن فيها جيّدا، ثمّ يطلب منهم الضغط على زر التكبير أكثر من مرّة، الضغط على زر التقليص و ملاحظة ما يحدث، إعادة إظهار النافذة عبر شريط المهام، الضغط على زر الغلق</w:t>
-            </w:r>
-            <w:r>
-              <w:rPr>
-                <w:rFonts w:asciiTheme="majorBidi" w:hAnsiTheme="majorBidi" w:cstheme="majorBidi"/>
-                <w:sz w:val="28"/>
-                <w:szCs w:val="28"/>
-                <w:shd w:val="clear" w:color="auto" w:fill="FFFFFF"/>
-                <w:rtl/>
-                <w:lang w:bidi="ar-DZ"/>
-              </w:rPr>
-              <w:t>.</w:t>
-            </w:r>
-            <w:r>
-              <w:rPr>
-                <w:rFonts w:asciiTheme="majorBidi" w:hAnsiTheme="majorBidi" w:cstheme="majorBidi"/>
-                <w:sz w:val="28"/>
-                <w:szCs w:val="28"/>
-                <w:rtl/>
-              </w:rPr>
-              <w:t xml:space="preserve"> </w:t>
-            </w:r>
-            <w:r>
-              <w:rPr>
-                <w:rFonts w:asciiTheme="majorBidi" w:hAnsiTheme="majorBidi" w:cstheme="majorBidi"/>
-                <w:sz w:val="28"/>
-                <w:szCs w:val="28"/>
-                <w:shd w:val="clear" w:color="auto" w:fill="FFFFFF"/>
-                <w:rtl/>
-                <w:lang w:bidi="ar-DZ"/>
-              </w:rPr>
-              <w:t>ت</w:t>
-            </w:r>
-            <w:r>
-              <w:rPr>
-                <w:rFonts w:asciiTheme="majorBidi" w:hAnsiTheme="majorBidi" w:cstheme="majorBidi"/>
-                <w:color w:val="333333"/>
-                <w:sz w:val="28"/>
-                <w:szCs w:val="28"/>
-                <w:shd w:val="clear" w:color="auto" w:fill="FFFFFF"/>
-                <w:rtl/>
-                <w:lang w:bidi="ar-DZ"/>
-              </w:rPr>
-              <w:t>عاد هذه العملية مرّة ثانية ليستوعب المتعلم هذه العناصر.</w:t>
-            </w:r>
-          </w:p>
-          <w:p>
-            <w:pPr>
-              <w:pStyle w:val="Paragraphedeliste"/>
-              <w:autoSpaceDE w:val="0"/>
-              <w:autoSpaceDN w:val="0"/>
-              <w:bidi/>
-              <w:adjustRightInd w:val="0"/>
-              <w:rPr>
-                <w:rFonts w:asciiTheme="majorBidi" w:hAnsiTheme="majorBidi" w:cstheme="majorBidi"/>
-                <w:sz w:val="28"/>
-                <w:szCs w:val="28"/>
-                <w:rtl/>
-              </w:rPr>
-            </w:pPr>
+              <w:t xml:space="preserve"> فيها جيّدا.</w:t>
+            </w:r>
+            <w:bookmarkStart w:id="0" w:name="_GoBack"/>
+            <w:bookmarkEnd w:id="0"/>
           </w:p>
           <w:p>
             <w:pPr>
@@ -4559,7 +4530,6 @@
               <w:adjustRightInd w:val="0"/>
               <w:rPr>
                 <w:rFonts w:asciiTheme="majorBidi" w:hAnsiTheme="majorBidi" w:cstheme="majorBidi"/>
-                <w:color w:val="333333"/>
                 <w:sz w:val="28"/>
                 <w:szCs w:val="28"/>
                 <w:shd w:val="clear" w:color="auto" w:fill="FFFFFF"/>
@@ -4570,134 +4540,347 @@
             <w:r>
               <w:rPr>
                 <w:rFonts w:asciiTheme="majorBidi" w:hAnsiTheme="majorBidi" w:cstheme="majorBidi"/>
-                <w:color w:val="333333"/>
                 <w:sz w:val="28"/>
                 <w:szCs w:val="28"/>
                 <w:shd w:val="clear" w:color="auto" w:fill="FFFFFF"/>
                 <w:rtl/>
                 <w:lang w:bidi="ar-DZ"/>
               </w:rPr>
-              <w:t xml:space="preserve">يطلب من المتعلم فتح برنامج </w:t>
+              <w:t>اضغط على زر التكبير أكثر من مرّة.</w:t>
+            </w:r>
+          </w:p>
+          <w:p>
+            <w:pPr>
+              <w:pStyle w:val="Paragraphedeliste"/>
+              <w:numPr>
+                <w:ilvl w:val="0"/>
+                <w:numId w:val="20"/>
+              </w:numPr>
+              <w:autoSpaceDE w:val="0"/>
+              <w:autoSpaceDN w:val="0"/>
+              <w:bidi/>
+              <w:adjustRightInd w:val="0"/>
+              <w:rPr>
+                <w:rFonts w:asciiTheme="majorBidi" w:hAnsiTheme="majorBidi" w:cstheme="majorBidi"/>
+                <w:sz w:val="28"/>
+                <w:szCs w:val="28"/>
+                <w:shd w:val="clear" w:color="auto" w:fill="FFFFFF"/>
+                <w:rtl/>
+                <w:lang w:bidi="ar-DZ"/>
+              </w:rPr>
+            </w:pPr>
+            <w:r>
+              <w:rPr>
+                <w:rFonts w:asciiTheme="majorBidi" w:hAnsiTheme="majorBidi" w:cstheme="majorBidi"/>
+                <w:sz w:val="28"/>
+                <w:szCs w:val="28"/>
+                <w:shd w:val="clear" w:color="auto" w:fill="FFFFFF"/>
+                <w:rtl/>
+                <w:lang w:bidi="ar-DZ"/>
+              </w:rPr>
+              <w:t xml:space="preserve"> اضغط </w:t>
+            </w:r>
+            <w:r>
+              <w:rPr>
+                <w:rFonts w:asciiTheme="majorBidi" w:hAnsiTheme="majorBidi" w:cstheme="majorBidi"/>
+                <w:sz w:val="28"/>
+                <w:szCs w:val="28"/>
+                <w:shd w:val="clear" w:color="auto" w:fill="FFFFFF"/>
+                <w:rtl/>
+                <w:lang w:bidi="ar-DZ"/>
+              </w:rPr>
+              <w:t xml:space="preserve">على زر التقليص </w:t>
+            </w:r>
+            <w:proofErr w:type="gramStart"/>
+            <w:r>
+              <w:rPr>
+                <w:rFonts w:asciiTheme="majorBidi" w:hAnsiTheme="majorBidi" w:cstheme="majorBidi"/>
+                <w:sz w:val="28"/>
+                <w:szCs w:val="28"/>
+                <w:shd w:val="clear" w:color="auto" w:fill="FFFFFF"/>
+                <w:rtl/>
+                <w:lang w:bidi="ar-DZ"/>
+              </w:rPr>
+              <w:t>و لاحظ</w:t>
+            </w:r>
+            <w:proofErr w:type="gramEnd"/>
+            <w:r>
+              <w:rPr>
+                <w:rFonts w:asciiTheme="majorBidi" w:hAnsiTheme="majorBidi" w:cstheme="majorBidi"/>
+                <w:sz w:val="28"/>
+                <w:szCs w:val="28"/>
+                <w:shd w:val="clear" w:color="auto" w:fill="FFFFFF"/>
+                <w:rtl/>
+                <w:lang w:bidi="ar-DZ"/>
+              </w:rPr>
+              <w:t xml:space="preserve"> ما يح</w:t>
+            </w:r>
+            <w:r>
+              <w:rPr>
+                <w:rFonts w:asciiTheme="majorBidi" w:hAnsiTheme="majorBidi" w:cstheme="majorBidi"/>
+                <w:sz w:val="28"/>
+                <w:szCs w:val="28"/>
+                <w:shd w:val="clear" w:color="auto" w:fill="FFFFFF"/>
+                <w:rtl/>
+                <w:lang w:bidi="ar-DZ"/>
+              </w:rPr>
+              <w:t>دث</w:t>
+            </w:r>
+            <w:r>
+              <w:rPr>
+                <w:rFonts w:asciiTheme="majorBidi" w:hAnsiTheme="majorBidi" w:cstheme="majorBidi"/>
+                <w:sz w:val="28"/>
+                <w:szCs w:val="28"/>
+                <w:shd w:val="clear" w:color="auto" w:fill="FFFFFF"/>
+                <w:rtl/>
+                <w:lang w:bidi="ar-DZ"/>
+              </w:rPr>
+              <w:t>.</w:t>
+            </w:r>
+          </w:p>
+          <w:p>
+            <w:pPr>
+              <w:pStyle w:val="Paragraphedeliste"/>
+              <w:numPr>
+                <w:ilvl w:val="0"/>
+                <w:numId w:val="20"/>
+              </w:numPr>
+              <w:autoSpaceDE w:val="0"/>
+              <w:autoSpaceDN w:val="0"/>
+              <w:bidi/>
+              <w:adjustRightInd w:val="0"/>
+              <w:rPr>
+                <w:rFonts w:asciiTheme="majorBidi" w:hAnsiTheme="majorBidi" w:cstheme="majorBidi"/>
+                <w:sz w:val="28"/>
+                <w:szCs w:val="28"/>
+                <w:shd w:val="clear" w:color="auto" w:fill="FFFFFF"/>
+                <w:rtl/>
+                <w:lang w:bidi="ar-DZ"/>
+              </w:rPr>
+            </w:pPr>
+            <w:r>
+              <w:rPr>
+                <w:rFonts w:asciiTheme="majorBidi" w:hAnsiTheme="majorBidi" w:cstheme="majorBidi"/>
+                <w:sz w:val="28"/>
+                <w:szCs w:val="28"/>
+                <w:shd w:val="clear" w:color="auto" w:fill="FFFFFF"/>
+                <w:rtl/>
+                <w:lang w:bidi="ar-DZ"/>
+              </w:rPr>
+              <w:t>اعد إظهار النافذة عبر شريط المهام.</w:t>
+            </w:r>
+          </w:p>
+          <w:p>
+            <w:pPr>
+              <w:pStyle w:val="Paragraphedeliste"/>
+              <w:numPr>
+                <w:ilvl w:val="0"/>
+                <w:numId w:val="20"/>
+              </w:numPr>
+              <w:autoSpaceDE w:val="0"/>
+              <w:autoSpaceDN w:val="0"/>
+              <w:bidi/>
+              <w:adjustRightInd w:val="0"/>
+              <w:rPr>
+                <w:rFonts w:asciiTheme="majorBidi" w:hAnsiTheme="majorBidi" w:cstheme="majorBidi"/>
+                <w:sz w:val="28"/>
+                <w:szCs w:val="28"/>
+                <w:shd w:val="clear" w:color="auto" w:fill="FFFFFF"/>
+                <w:lang w:bidi="ar-DZ"/>
+              </w:rPr>
+            </w:pPr>
+            <w:r>
+              <w:rPr>
+                <w:rFonts w:asciiTheme="majorBidi" w:hAnsiTheme="majorBidi" w:cstheme="majorBidi"/>
+                <w:sz w:val="28"/>
+                <w:szCs w:val="28"/>
+                <w:shd w:val="clear" w:color="auto" w:fill="FFFFFF"/>
+                <w:rtl/>
+                <w:lang w:bidi="ar-DZ"/>
+              </w:rPr>
+              <w:t xml:space="preserve"> </w:t>
+            </w:r>
+            <w:r>
+              <w:rPr>
+                <w:rFonts w:asciiTheme="majorBidi" w:hAnsiTheme="majorBidi" w:cstheme="majorBidi"/>
+                <w:sz w:val="28"/>
+                <w:szCs w:val="28"/>
+                <w:shd w:val="clear" w:color="auto" w:fill="FFFFFF"/>
+                <w:rtl/>
+                <w:lang w:bidi="ar-DZ"/>
+              </w:rPr>
+              <w:t>اضغط على زر الغلق.</w:t>
+            </w:r>
+          </w:p>
+          <w:p>
+            <w:pPr>
+              <w:pStyle w:val="Paragraphedeliste"/>
+              <w:autoSpaceDE w:val="0"/>
+              <w:autoSpaceDN w:val="0"/>
+              <w:bidi/>
+              <w:adjustRightInd w:val="0"/>
+              <w:rPr>
+                <w:rFonts w:asciiTheme="majorBidi" w:hAnsiTheme="majorBidi" w:cstheme="majorBidi"/>
+                <w:sz w:val="28"/>
+                <w:szCs w:val="28"/>
+                <w:shd w:val="clear" w:color="auto" w:fill="FFFFFF"/>
+                <w:rtl/>
+                <w:lang w:bidi="ar-DZ"/>
+              </w:rPr>
+            </w:pPr>
+          </w:p>
+          <w:p>
+            <w:pPr>
+              <w:pStyle w:val="Paragraphedeliste"/>
+              <w:numPr>
+                <w:ilvl w:val="0"/>
+                <w:numId w:val="20"/>
+              </w:numPr>
+              <w:autoSpaceDE w:val="0"/>
+              <w:autoSpaceDN w:val="0"/>
+              <w:bidi/>
+              <w:adjustRightInd w:val="0"/>
+              <w:rPr>
+                <w:rFonts w:asciiTheme="majorBidi" w:hAnsiTheme="majorBidi" w:cstheme="majorBidi"/>
+                <w:sz w:val="28"/>
+                <w:szCs w:val="28"/>
+                <w:shd w:val="clear" w:color="auto" w:fill="FFFFFF"/>
+                <w:rtl/>
+                <w:lang w:bidi="ar-DZ"/>
+              </w:rPr>
+            </w:pPr>
+            <w:r>
+              <w:rPr>
+                <w:rFonts w:asciiTheme="majorBidi" w:hAnsiTheme="majorBidi" w:cstheme="majorBidi"/>
+                <w:sz w:val="28"/>
+                <w:szCs w:val="28"/>
+                <w:shd w:val="clear" w:color="auto" w:fill="FFFFFF"/>
+                <w:rtl/>
+                <w:lang w:bidi="ar-DZ"/>
+              </w:rPr>
+              <w:t xml:space="preserve"> قم بفتح برنامج </w:t>
             </w:r>
             <w:proofErr w:type="spellStart"/>
             <w:proofErr w:type="gramStart"/>
             <w:r>
               <w:rPr>
                 <w:rFonts w:asciiTheme="majorBidi" w:hAnsiTheme="majorBidi" w:cstheme="majorBidi"/>
+                <w:sz w:val="28"/>
+                <w:szCs w:val="28"/>
+                <w:shd w:val="clear" w:color="auto" w:fill="FFFFFF"/>
+                <w:lang w:bidi="ar-DZ"/>
+              </w:rPr>
+              <w:t>Paint</w:t>
+            </w:r>
+            <w:proofErr w:type="spellEnd"/>
+            <w:r>
+              <w:rPr>
+                <w:rFonts w:asciiTheme="majorBidi" w:hAnsiTheme="majorBidi" w:cstheme="majorBidi"/>
+                <w:sz w:val="28"/>
+                <w:szCs w:val="28"/>
+                <w:shd w:val="clear" w:color="auto" w:fill="FFFFFF"/>
+                <w:lang w:bidi="ar-DZ"/>
+              </w:rPr>
+              <w:t xml:space="preserve"> </w:t>
+            </w:r>
+            <w:r>
+              <w:rPr>
+                <w:rFonts w:asciiTheme="majorBidi" w:hAnsiTheme="majorBidi" w:cstheme="majorBidi"/>
+                <w:sz w:val="28"/>
+                <w:szCs w:val="28"/>
+                <w:shd w:val="clear" w:color="auto" w:fill="FFFFFF"/>
+                <w:rtl/>
+                <w:lang w:bidi="ar-DZ"/>
+              </w:rPr>
+              <w:t xml:space="preserve"> و</w:t>
+            </w:r>
+            <w:proofErr w:type="gramEnd"/>
+            <w:r>
+              <w:rPr>
+                <w:rFonts w:asciiTheme="majorBidi" w:hAnsiTheme="majorBidi" w:cstheme="majorBidi"/>
+                <w:sz w:val="28"/>
+                <w:szCs w:val="28"/>
+                <w:shd w:val="clear" w:color="auto" w:fill="FFFFFF"/>
+                <w:rtl/>
+                <w:lang w:bidi="ar-DZ"/>
+              </w:rPr>
+              <w:t xml:space="preserve"> </w:t>
+            </w:r>
+            <w:r>
+              <w:rPr>
+                <w:rFonts w:asciiTheme="majorBidi" w:hAnsiTheme="majorBidi" w:cstheme="majorBidi"/>
+                <w:sz w:val="28"/>
+                <w:szCs w:val="28"/>
+                <w:shd w:val="clear" w:color="auto" w:fill="FFFFFF"/>
+                <w:rtl/>
+                <w:lang w:bidi="ar-DZ"/>
+              </w:rPr>
+              <w:t>إنشا رسم بسيط لأحد مكونات الحاسوب.</w:t>
+            </w:r>
+          </w:p>
+          <w:p>
+            <w:pPr>
+              <w:pStyle w:val="Paragraphedeliste"/>
+              <w:numPr>
+                <w:ilvl w:val="0"/>
+                <w:numId w:val="20"/>
+              </w:numPr>
+              <w:autoSpaceDE w:val="0"/>
+              <w:autoSpaceDN w:val="0"/>
+              <w:bidi/>
+              <w:adjustRightInd w:val="0"/>
+              <w:rPr>
+                <w:rFonts w:asciiTheme="majorBidi" w:hAnsiTheme="majorBidi" w:cstheme="majorBidi"/>
+                <w:sz w:val="28"/>
+                <w:szCs w:val="28"/>
+                <w:shd w:val="clear" w:color="auto" w:fill="FFFFFF"/>
+                <w:rtl/>
+                <w:lang w:bidi="ar-DZ"/>
+              </w:rPr>
+            </w:pPr>
+            <w:r>
+              <w:rPr>
+                <w:rFonts w:asciiTheme="majorBidi" w:hAnsiTheme="majorBidi" w:cstheme="majorBidi"/>
+                <w:sz w:val="28"/>
+                <w:szCs w:val="28"/>
+                <w:shd w:val="clear" w:color="auto" w:fill="FFFFFF"/>
+                <w:rtl/>
+                <w:lang w:bidi="ar-DZ"/>
+              </w:rPr>
+              <w:t>اضغط على زر الغلق.</w:t>
+            </w:r>
+          </w:p>
+          <w:p>
+            <w:pPr>
+              <w:pStyle w:val="Paragraphedeliste"/>
+              <w:numPr>
+                <w:ilvl w:val="0"/>
+                <w:numId w:val="20"/>
+              </w:numPr>
+              <w:autoSpaceDE w:val="0"/>
+              <w:autoSpaceDN w:val="0"/>
+              <w:bidi/>
+              <w:adjustRightInd w:val="0"/>
+              <w:rPr>
+                <w:rFonts w:asciiTheme="majorBidi" w:hAnsiTheme="majorBidi" w:cstheme="majorBidi"/>
                 <w:color w:val="333333"/>
                 <w:sz w:val="28"/>
                 <w:szCs w:val="28"/>
                 <w:shd w:val="clear" w:color="auto" w:fill="FFFFFF"/>
-                <w:lang w:bidi="ar-DZ"/>
-              </w:rPr>
-              <w:t>Paint</w:t>
-            </w:r>
-            <w:proofErr w:type="spellEnd"/>
-            <w:r>
-              <w:rPr>
-                <w:rFonts w:asciiTheme="majorBidi" w:hAnsiTheme="majorBidi" w:cstheme="majorBidi"/>
-                <w:color w:val="333333"/>
+                <w:rtl/>
+                <w:lang w:bidi="ar-DZ"/>
+              </w:rPr>
+            </w:pPr>
+            <w:r>
+              <w:rPr>
+                <w:rFonts w:asciiTheme="majorBidi" w:hAnsiTheme="majorBidi" w:cstheme="majorBidi"/>
                 <w:sz w:val="28"/>
                 <w:szCs w:val="28"/>
                 <w:shd w:val="clear" w:color="auto" w:fill="FFFFFF"/>
                 <w:rtl/>
                 <w:lang w:bidi="ar-DZ"/>
               </w:rPr>
-              <w:t xml:space="preserve"> </w:t>
-            </w:r>
-            <w:r>
-              <w:rPr>
-                <w:rtl/>
-              </w:rPr>
-              <w:t xml:space="preserve"> </w:t>
-            </w:r>
-            <w:r>
-              <w:rPr>
-                <w:rFonts w:asciiTheme="majorBidi" w:hAnsiTheme="majorBidi" w:cstheme="majorBidi"/>
-                <w:sz w:val="28"/>
-                <w:szCs w:val="28"/>
-                <w:rtl/>
-              </w:rPr>
-              <w:t>و</w:t>
-            </w:r>
-            <w:proofErr w:type="gramEnd"/>
-            <w:r>
-              <w:rPr>
-                <w:rFonts w:asciiTheme="majorBidi" w:hAnsiTheme="majorBidi" w:cstheme="majorBidi"/>
-                <w:sz w:val="28"/>
-                <w:szCs w:val="28"/>
-                <w:rtl/>
-              </w:rPr>
-              <w:t xml:space="preserve"> </w:t>
-            </w:r>
-            <w:r>
-              <w:rPr>
-                <w:rFonts w:asciiTheme="majorBidi" w:hAnsiTheme="majorBidi" w:cstheme="majorBidi"/>
-                <w:sz w:val="28"/>
-                <w:szCs w:val="28"/>
-                <w:rtl/>
-              </w:rPr>
-              <w:t>إنشاء رسم بسيط لأحد</w:t>
-            </w:r>
-            <w:r>
-              <w:rPr>
-                <w:rFonts w:asciiTheme="majorBidi" w:hAnsiTheme="majorBidi" w:cstheme="majorBidi"/>
-                <w:color w:val="333333"/>
-                <w:sz w:val="28"/>
-                <w:szCs w:val="28"/>
-                <w:shd w:val="clear" w:color="auto" w:fill="FFFFFF"/>
-                <w:rtl/>
-                <w:lang w:bidi="ar-DZ"/>
-              </w:rPr>
-              <w:t xml:space="preserve"> مكونات</w:t>
-            </w:r>
-            <w:r>
-              <w:rPr>
-                <w:rFonts w:asciiTheme="majorBidi" w:hAnsiTheme="majorBidi" w:cstheme="majorBidi" w:hint="cs"/>
-                <w:color w:val="333333"/>
-                <w:sz w:val="28"/>
-                <w:szCs w:val="28"/>
-                <w:shd w:val="clear" w:color="auto" w:fill="FFFFFF"/>
-                <w:rtl/>
-                <w:lang w:bidi="ar-DZ"/>
-              </w:rPr>
-              <w:t xml:space="preserve"> الحاسوب</w:t>
-            </w:r>
-            <w:r>
-              <w:rPr>
-                <w:rFonts w:asciiTheme="majorBidi" w:hAnsiTheme="majorBidi" w:cstheme="majorBidi"/>
-                <w:color w:val="333333"/>
-                <w:sz w:val="28"/>
-                <w:szCs w:val="28"/>
-                <w:shd w:val="clear" w:color="auto" w:fill="FFFFFF"/>
-                <w:rtl/>
-                <w:lang w:bidi="ar-DZ"/>
-              </w:rPr>
-              <w:t>، ثم يضغطون على زر الغلق، و يطلب منهم التمعّن جيّدا في الإطار الذي خرج.</w:t>
-            </w:r>
-            <w:r>
-              <w:rPr>
-                <w:rFonts w:asciiTheme="majorBidi" w:hAnsiTheme="majorBidi" w:cstheme="majorBidi" w:hint="cs"/>
-                <w:color w:val="333333"/>
-                <w:sz w:val="28"/>
-                <w:szCs w:val="28"/>
-                <w:shd w:val="clear" w:color="auto" w:fill="FFFFFF"/>
-                <w:rtl/>
-                <w:lang w:bidi="ar-DZ"/>
-              </w:rPr>
-              <w:t xml:space="preserve"> </w:t>
-            </w:r>
-            <w:r>
-              <w:rPr>
-                <w:rFonts w:asciiTheme="majorBidi" w:hAnsiTheme="majorBidi" w:cstheme="majorBidi"/>
-                <w:color w:val="333333"/>
-                <w:sz w:val="28"/>
-                <w:szCs w:val="28"/>
-                <w:shd w:val="clear" w:color="auto" w:fill="FFFFFF"/>
-                <w:rtl/>
-                <w:lang w:bidi="ar-DZ"/>
-              </w:rPr>
-              <w:t>تعاد هذه العملية مرّة ثانية ليستوعب المتعلم هذا العنصر.</w:t>
+              <w:t xml:space="preserve"> تمعّن جيّدا في الإطار الذي خرج.</w:t>
             </w:r>
           </w:p>
         </w:tc>
@@ -4740,11 +4923,12 @@
       </w:tr>
       <w:tr>
         <w:trPr>
-          <w:trHeight w:val="3971"/>
+          <w:trHeight w:val="3530"/>
         </w:trPr>
         <w:tc>
           <w:tcPr>
             <w:tcW w:w="1838" w:type="dxa"/>
+            <w:vMerge w:val="restart"/>
             <w:shd w:val="clear" w:color="auto" w:fill="FFFFFF" w:themeFill="background1"/>
             <w:vAlign w:val="center"/>
           </w:tcPr>
@@ -4911,7 +5095,7 @@
               <mc:AlternateContent>
                 <mc:Choice Requires="wpg">
                   <w:drawing>
-                    <wp:anchor distT="0" distB="0" distL="114300" distR="114300" simplePos="0" relativeHeight="251661312" behindDoc="0" locked="0" layoutInCell="1" allowOverlap="1" wp14:anchorId="7F227D9C" wp14:editId="6939BA83">
+                    <wp:anchor distT="0" distB="0" distL="114300" distR="114300" simplePos="0" relativeHeight="251663872" behindDoc="0" locked="0" layoutInCell="1" allowOverlap="1" wp14:anchorId="56D4C97B" wp14:editId="3C426979">
                       <wp:simplePos x="0" y="0"/>
                       <wp:positionH relativeFrom="column">
                         <wp:posOffset>795674</wp:posOffset>
@@ -5344,7 +5528,7 @@
                 </mc:Choice>
                 <mc:Fallback>
                   <w:pict>
-                    <v:group w14:anchorId="7F227D9C" id="Groupe 19" o:spid="_x0000_s1026" style="position:absolute;left:0;text-align:left;margin-left:62.65pt;margin-top:8.35pt;width:3in;height:119.2pt;z-index:251661312" coordorigin="3718,2659" coordsize="6386,3962" o:gfxdata="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">
+                    <v:group w14:anchorId="56D4C97B" id="Groupe 19" o:spid="_x0000_s1026" style="position:absolute;left:0;text-align:left;margin-left:62.65pt;margin-top:8.35pt;width:3in;height:119.2pt;z-index:251663872" coordorigin="3718,2659" coordsize="6386,3962" o:gfxdata="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">
                       <v:oval id="Oval 3" o:spid="_x0000_s1027" style="position:absolute;left:5807;top:3826;width:2405;height:1494;visibility:visible;mso-wrap-style:square;v-text-anchor:top" o:gfxdata="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" fillcolor="#c9c9c9 [1942]" strokecolor="#a5a5a5 [3206]" strokeweight="5pt">
                         <v:stroke linestyle="thickThin"/>
                         <v:shadow color="#868686"/>
@@ -5501,6 +5685,89 @@
               </w:rPr>
             </w:pPr>
           </w:p>
+        </w:tc>
+        <w:tc>
+          <w:tcPr>
+            <w:tcW w:w="1788" w:type="dxa"/>
+            <w:vMerge w:val="restart"/>
+            <w:shd w:val="clear" w:color="auto" w:fill="FFFFFF" w:themeFill="background1"/>
+            <w:vAlign w:val="center"/>
+          </w:tcPr>
+          <w:p>
+            <w:pPr>
+              <w:bidi/>
+              <w:jc w:val="center"/>
+              <w:rPr>
+                <w:rFonts w:asciiTheme="majorBidi" w:hAnsiTheme="majorBidi" w:cstheme="majorBidi"/>
+                <w:b/>
+                <w:bCs/>
+                <w:color w:val="FF0000"/>
+                <w:sz w:val="24"/>
+                <w:szCs w:val="24"/>
+                <w:rtl/>
+                <w:lang w:bidi="ar-DZ"/>
+              </w:rPr>
+            </w:pPr>
+            <w:r>
+              <w:rPr>
+                <w:rFonts w:asciiTheme="majorBidi" w:hAnsiTheme="majorBidi" w:cstheme="majorBidi" w:hint="cs"/>
+                <w:b/>
+                <w:bCs/>
+                <w:color w:val="FF0000"/>
+                <w:sz w:val="24"/>
+                <w:szCs w:val="24"/>
+                <w:rtl/>
+                <w:lang w:bidi="ar-DZ"/>
+              </w:rPr>
+              <w:t>ال</w:t>
+            </w:r>
+            <w:r>
+              <w:rPr>
+                <w:rFonts w:asciiTheme="majorBidi" w:hAnsiTheme="majorBidi" w:cstheme="majorBidi" w:hint="cs"/>
+                <w:b/>
+                <w:bCs/>
+                <w:color w:val="FF0000"/>
+                <w:sz w:val="24"/>
+                <w:szCs w:val="24"/>
+                <w:rtl/>
+                <w:lang w:bidi="ar-DZ"/>
+              </w:rPr>
+              <w:t>تدريب</w:t>
+            </w:r>
+          </w:p>
+        </w:tc>
+      </w:tr>
+      <w:tr>
+        <w:trPr>
+          <w:trHeight w:val="1271"/>
+        </w:trPr>
+        <w:tc>
+          <w:tcPr>
+            <w:tcW w:w="1838" w:type="dxa"/>
+            <w:vMerge/>
+            <w:shd w:val="clear" w:color="auto" w:fill="FFFFFF" w:themeFill="background1"/>
+            <w:vAlign w:val="center"/>
+          </w:tcPr>
+          <w:p>
+            <w:pPr>
+              <w:bidi/>
+              <w:jc w:val="center"/>
+              <w:rPr>
+                <w:rFonts w:asciiTheme="majorBidi" w:hAnsiTheme="majorBidi" w:cstheme="majorBidi" w:hint="cs"/>
+                <w:sz w:val="28"/>
+                <w:szCs w:val="28"/>
+                <w:rtl/>
+                <w:lang w:bidi="ar-DZ"/>
+              </w:rPr>
+            </w:pPr>
+          </w:p>
+        </w:tc>
+        <w:tc>
+          <w:tcPr>
+            <w:tcW w:w="6946" w:type="dxa"/>
+            <w:gridSpan w:val="2"/>
+            <w:shd w:val="clear" w:color="auto" w:fill="FFFFFF" w:themeFill="background1"/>
+          </w:tcPr>
           <w:p>
             <w:pPr>
               <w:bidi/>
@@ -5537,19 +5804,7 @@
                 <w:rtl/>
                 <w:lang w:bidi="ar-DZ"/>
               </w:rPr>
-              <w:t>0</w:t>
-            </w:r>
-            <w:r>
-              <w:rPr>
-                <w:rFonts w:asciiTheme="majorBidi" w:hAnsiTheme="majorBidi" w:cstheme="majorBidi" w:hint="cs"/>
-                <w:color w:val="FF0000"/>
-                <w:sz w:val="28"/>
-                <w:szCs w:val="28"/>
-                <w:u w:val="single"/>
-                <w:rtl/>
-                <w:lang w:bidi="ar-DZ"/>
-              </w:rPr>
-              <w:t>2</w:t>
+              <w:t>02</w:t>
             </w:r>
             <w:r>
               <w:rPr>
@@ -5625,22 +5880,11 @@
               <w:t xml:space="preserve"> </w:t>
             </w:r>
           </w:p>
-          <w:p>
-            <w:pPr>
-              <w:bidi/>
-              <w:rPr>
-                <w:rFonts w:asciiTheme="majorBidi" w:hAnsiTheme="majorBidi" w:cstheme="majorBidi"/>
-                <w:sz w:val="28"/>
-                <w:szCs w:val="28"/>
-                <w:rtl/>
-                <w:lang w:bidi="ar-DZ"/>
-              </w:rPr>
-            </w:pPr>
-          </w:p>
         </w:tc>
         <w:tc>
           <w:tcPr>
             <w:tcW w:w="1788" w:type="dxa"/>
+            <w:vMerge/>
             <w:shd w:val="clear" w:color="auto" w:fill="FFFFFF" w:themeFill="background1"/>
             <w:vAlign w:val="center"/>
           </w:tcPr>
@@ -5649,7 +5893,7 @@
               <w:bidi/>
               <w:jc w:val="center"/>
               <w:rPr>
-                <w:rFonts w:asciiTheme="majorBidi" w:hAnsiTheme="majorBidi" w:cstheme="majorBidi"/>
+                <w:rFonts w:asciiTheme="majorBidi" w:hAnsiTheme="majorBidi" w:cstheme="majorBidi" w:hint="cs"/>
                 <w:b/>
                 <w:bCs/>
                 <w:color w:val="FF0000"/>
@@ -5659,32 +5903,6 @@
                 <w:lang w:bidi="ar-DZ"/>
               </w:rPr>
             </w:pPr>
-            <w:r>
-              <w:rPr>
-                <w:rFonts w:asciiTheme="majorBidi" w:hAnsiTheme="majorBidi" w:cstheme="majorBidi" w:hint="cs"/>
-                <w:b/>
-                <w:bCs/>
-                <w:color w:val="FF0000"/>
-                <w:sz w:val="24"/>
-                <w:szCs w:val="24"/>
-                <w:rtl/>
-                <w:lang w:bidi="ar-DZ"/>
-              </w:rPr>
-              <w:t>ال</w:t>
-            </w:r>
-            <w:r>
-              <w:rPr>
-                <w:rFonts w:asciiTheme="majorBidi" w:hAnsiTheme="majorBidi" w:cstheme="majorBidi" w:hint="cs"/>
-                <w:b/>
-                <w:bCs/>
-                <w:color w:val="FF0000"/>
-                <w:sz w:val="24"/>
-                <w:szCs w:val="24"/>
-                <w:rtl/>
-                <w:lang w:bidi="ar-DZ"/>
-              </w:rPr>
-              <w:t>تدريب</w:t>
-            </w:r>
           </w:p>
         </w:tc>
       </w:tr>
@@ -6521,7 +6739,7 @@
               <mc:AlternateContent>
                 <mc:Choice Requires="wps">
                   <w:drawing>
-                    <wp:anchor distT="0" distB="0" distL="114300" distR="114300" simplePos="0" relativeHeight="251658240" behindDoc="0" locked="0" layoutInCell="1" allowOverlap="1" wp14:anchorId="2CB5DA9A" wp14:editId="57900389">
+                    <wp:anchor distT="0" distB="0" distL="114300" distR="114300" simplePos="0" relativeHeight="251655680" behindDoc="0" locked="0" layoutInCell="1" allowOverlap="1" wp14:anchorId="2CB5DA9A" wp14:editId="57900389">
                       <wp:simplePos x="0" y="0"/>
                       <wp:positionH relativeFrom="column">
                         <wp:posOffset>5145405</wp:posOffset>
@@ -6600,7 +6818,7 @@
                       <v:stroke joinstyle="miter"/>
                       <v:path gradientshapeok="t" o:connecttype="rect"/>
                     </v:shapetype>
-                    <v:shape id="Zone de texte 34" o:spid="_x0000_s1038" type="#_x0000_t202" style="position:absolute;left:0;text-align:left;margin-left:405.15pt;margin-top:22.2pt;width:40.1pt;height:29.25pt;z-index:251658240;visibility:visible;mso-wrap-style:square;mso-width-percent:0;mso-height-percent:0;mso-wrap-distance-left:9pt;mso-wrap-distance-top:0;mso-wrap-distance-right:9pt;mso-wrap-distance-bottom:0;mso-position-horizontal:absolute;mso-position-horizontal-relative:text;mso-position-vertical:absolute;mso-position-vertical-relative:text;mso-width-percent:0;mso-height-percent:0;mso-width-relative:page;mso-height-relative:page;v-text-anchor:top" o:gfxdata="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" filled="f" stroked="f">
+                    <v:shape id="Zone de texte 34" o:spid="_x0000_s1038" type="#_x0000_t202" style="position:absolute;left:0;text-align:left;margin-left:405.15pt;margin-top:22.2pt;width:40.1pt;height:29.25pt;z-index:251655680;visibility:visible;mso-wrap-style:square;mso-width-percent:0;mso-height-percent:0;mso-wrap-distance-left:9pt;mso-wrap-distance-top:0;mso-wrap-distance-right:9pt;mso-wrap-distance-bottom:0;mso-position-horizontal:absolute;mso-position-horizontal-relative:text;mso-position-vertical:absolute;mso-position-vertical-relative:text;mso-width-percent:0;mso-height-percent:0;mso-width-relative:page;mso-height-relative:page;v-text-anchor:top" o:gfxdata="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" filled="f" stroked="f">
                       <v:textbox>
                         <w:txbxContent>
                           <w:p/>
@@ -6670,7 +6888,7 @@
               <mc:AlternateContent>
                 <mc:Choice Requires="wps">
                   <w:drawing>
-                    <wp:anchor distT="0" distB="0" distL="114300" distR="114300" simplePos="0" relativeHeight="251658240" behindDoc="0" locked="0" layoutInCell="1" allowOverlap="1" wp14:anchorId="586AB204" wp14:editId="103C3473">
+                    <wp:anchor distT="0" distB="0" distL="114300" distR="114300" simplePos="0" relativeHeight="251656704" behindDoc="0" locked="0" layoutInCell="1" allowOverlap="1" wp14:anchorId="586AB204" wp14:editId="103C3473">
                       <wp:simplePos x="0" y="0"/>
                       <wp:positionH relativeFrom="column">
                         <wp:posOffset>4580255</wp:posOffset>
@@ -6745,7 +6963,7 @@
                 </mc:Choice>
                 <mc:Fallback>
                   <w:pict>
-                    <v:shape w14:anchorId="586AB204" id="Zone de texte 33" o:spid="_x0000_s1039" type="#_x0000_t202" style="position:absolute;left:0;text-align:left;margin-left:360.65pt;margin-top:11.5pt;width:46.85pt;height:31.25pt;z-index:251658240;visibility:visible;mso-wrap-style:square;mso-width-percent:0;mso-height-percent:0;mso-wrap-distance-left:9pt;mso-wrap-distance-top:0;mso-wrap-distance-right:9pt;mso-wrap-distance-bottom:0;mso-position-horizontal:absolute;mso-position-horizontal-relative:text;mso-position-vertical:absolute;mso-position-vertical-relative:text;mso-width-percent:0;mso-height-percent:0;mso-width-relative:page;mso-height-relative:page;v-text-anchor:top" o:gfxdata="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" filled="f" stroked="f">
+                    <v:shape w14:anchorId="586AB204" id="Zone de texte 33" o:spid="_x0000_s1039" type="#_x0000_t202" style="position:absolute;left:0;text-align:left;margin-left:360.65pt;margin-top:11.5pt;width:46.85pt;height:31.25pt;z-index:251656704;visibility:visible;mso-wrap-style:square;mso-width-percent:0;mso-height-percent:0;mso-wrap-distance-left:9pt;mso-wrap-distance-top:0;mso-wrap-distance-right:9pt;mso-wrap-distance-bottom:0;mso-position-horizontal:absolute;mso-position-horizontal-relative:text;mso-position-vertical:absolute;mso-position-vertical-relative:text;mso-width-percent:0;mso-height-percent:0;mso-width-relative:page;mso-height-relative:page;v-text-anchor:top" o:gfxdata="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" filled="f" stroked="f">
                       <v:textbox>
                         <w:txbxContent>
                           <w:p/>
@@ -6851,7 +7069,7 @@
               <mc:AlternateContent>
                 <mc:Choice Requires="wps">
                   <w:drawing>
-                    <wp:anchor distT="0" distB="0" distL="114300" distR="114300" simplePos="0" relativeHeight="251658240" behindDoc="0" locked="0" layoutInCell="1" allowOverlap="1" wp14:anchorId="6D7F382B" wp14:editId="449AB48B">
+                    <wp:anchor distT="0" distB="0" distL="114300" distR="114300" simplePos="0" relativeHeight="251657728" behindDoc="0" locked="0" layoutInCell="1" allowOverlap="1" wp14:anchorId="6D7F382B" wp14:editId="449AB48B">
                       <wp:simplePos x="0" y="0"/>
                       <wp:positionH relativeFrom="column">
                         <wp:posOffset>5145405</wp:posOffset>
@@ -6926,7 +7144,7 @@
                 </mc:Choice>
                 <mc:Fallback>
                   <w:pict>
-                    <v:shape w14:anchorId="6D7F382B" id="Zone de texte 32" o:spid="_x0000_s1040" type="#_x0000_t202" style="position:absolute;left:0;text-align:left;margin-left:405.15pt;margin-top:17.25pt;width:45.65pt;height:22.25pt;z-index:251658240;visibility:visible;mso-wrap-style:square;mso-width-percent:0;mso-height-percent:0;mso-wrap-distance-left:9pt;mso-wrap-distance-top:0;mso-wrap-distance-right:9pt;mso-wrap-distance-bottom:0;mso-position-horizontal:absolute;mso-position-horizontal-relative:text;mso-position-vertical:absolute;mso-position-vertical-relative:text;mso-width-percent:0;mso-height-percent:0;mso-width-relative:page;mso-height-relative:page;v-text-anchor:top" o:gfxdata="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" filled="f" stroked="f">
+                    <v:shape w14:anchorId="6D7F382B" id="Zone de texte 32" o:spid="_x0000_s1040" type="#_x0000_t202" style="position:absolute;left:0;text-align:left;margin-left:405.15pt;margin-top:17.25pt;width:45.65pt;height:22.25pt;z-index:251657728;visibility:visible;mso-wrap-style:square;mso-width-percent:0;mso-height-percent:0;mso-wrap-distance-left:9pt;mso-wrap-distance-top:0;mso-wrap-distance-right:9pt;mso-wrap-distance-bottom:0;mso-position-horizontal:absolute;mso-position-horizontal-relative:text;mso-position-vertical:absolute;mso-position-vertical-relative:text;mso-width-percent:0;mso-height-percent:0;mso-width-relative:page;mso-height-relative:page;v-text-anchor:top" o:gfxdata="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" filled="f" stroked="f">
                       <v:textbox>
                         <w:txbxContent>
                           <w:p/>
@@ -7025,7 +7243,7 @@
               <w:spacing w:line="360" w:lineRule="auto"/>
               <w:ind w:left="1068"/>
               <w:rPr>
-                <w:rFonts w:asciiTheme="majorBidi" w:hAnsiTheme="majorBidi" w:cstheme="majorBidi" w:hint="cs"/>
+                <w:rFonts w:asciiTheme="majorBidi" w:hAnsiTheme="majorBidi" w:cstheme="majorBidi"/>
                 <w:sz w:val="28"/>
                 <w:szCs w:val="28"/>
                 <w:rtl/>
@@ -7100,7 +7318,7 @@
               <w:spacing w:line="360" w:lineRule="auto"/>
               <w:jc w:val="center"/>
               <w:rPr>
-                <w:rFonts w:asciiTheme="majorBidi" w:hAnsiTheme="majorBidi" w:cstheme="majorBidi" w:hint="cs"/>
+                <w:rFonts w:asciiTheme="majorBidi" w:hAnsiTheme="majorBidi" w:cstheme="majorBidi"/>
                 <w:sz w:val="28"/>
                 <w:szCs w:val="28"/>
                 <w:rtl/>
@@ -7457,7 +7675,7 @@
             <w:pPr>
               <w:bidi/>
               <w:rPr>
-                <w:rFonts w:asciiTheme="majorBidi" w:hAnsiTheme="majorBidi" w:cstheme="majorBidi" w:hint="cs"/>
+                <w:rFonts w:asciiTheme="majorBidi" w:hAnsiTheme="majorBidi" w:cstheme="majorBidi"/>
                 <w:lang w:bidi="ar-DZ"/>
               </w:rPr>
             </w:pPr>
@@ -7473,7 +7691,7 @@
               <mc:AlternateContent>
                 <mc:Choice Requires="wpg">
                   <w:drawing>
-                    <wp:anchor distT="0" distB="0" distL="114300" distR="114300" simplePos="0" relativeHeight="251663360" behindDoc="0" locked="0" layoutInCell="1" allowOverlap="1" wp14:anchorId="206543C6" wp14:editId="67E5BAD3">
+                    <wp:anchor distT="0" distB="0" distL="114300" distR="114300" simplePos="0" relativeHeight="251659776" behindDoc="0" locked="0" layoutInCell="1" allowOverlap="1" wp14:anchorId="206543C6" wp14:editId="67E5BAD3">
                       <wp:simplePos x="0" y="0"/>
                       <wp:positionH relativeFrom="column">
                         <wp:posOffset>1963382</wp:posOffset>
@@ -8072,7 +8290,7 @@
                 </mc:Choice>
                 <mc:Fallback>
                   <w:pict>
-                    <v:group w14:anchorId="206543C6" id="Groupe 47" o:spid="_x0000_s1041" style="position:absolute;left:0;text-align:left;margin-left:154.6pt;margin-top:11.4pt;width:3in;height:125.2pt;z-index:251663360" coordorigin="3718,2506" coordsize="6386,4215" o:gfxdata="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">
+                    <v:group w14:anchorId="206543C6" id="Groupe 47" o:spid="_x0000_s1041" style="position:absolute;left:0;text-align:left;margin-left:154.6pt;margin-top:11.4pt;width:3in;height:125.2pt;z-index:251659776" coordorigin="3718,2506" coordsize="6386,4215" o:gfxdata="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">
                       <v:oval id="Oval 3" o:spid="_x0000_s1042" style="position:absolute;left:5807;top:3826;width:2405;height:1494;visibility:visible;mso-wrap-style:square;v-text-anchor:top" o:gfxdata="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" fillcolor="#c9c9c9 [1942]" strokecolor="#a5a5a5 [3206]" strokeweight="5pt">
                         <v:stroke linestyle="thickThin"/>
                         <v:shadow color="#868686"/>
@@ -8320,13 +8538,11 @@
         <w:tabs>
           <w:tab w:val="left" w:pos="1419"/>
         </w:tabs>
-      </w:pPr>
-    </w:p>
-    <w:p>
-      <w:pPr>
-        <w:tabs>
-          <w:tab w:val="left" w:pos="1419"/>
-        </w:tabs>
+        <w:rPr>
+          <w:rFonts w:hint="cs"/>
+          <w:rtl/>
+          <w:lang w:bidi="ar-DZ"/>
+        </w:rPr>
       </w:pPr>
     </w:p>
     <w:sectPr>
@@ -8620,6 +8836,146 @@
 <file path=word/numbering.xml><?xml version="1.0" encoding="utf-8"?>
 <w:numbering xmlns:wpc="http://schemas.microsoft.com/office/word/2010/wordprocessingCanvas" xmlns:mc="http://schemas.openxmlformats.org/markup-compatibility/2006" xmlns:o="urn:schemas-microsoft-com:office:office" xmlns:r="http://schemas.openxmlformats.org/officeDocument/2006/relationships" xmlns:m="http://schemas.openxmlformats.org/officeDocument/2006/math" xmlns:v="urn:schemas-microsoft-com:vml" xmlns:wp14="http://schemas.microsoft.com/office/word/2010/wordprocessingDrawing" xmlns:wp="http://schemas.openxmlformats.org/drawingml/2006/wordprocessingDrawing" xmlns:w10="urn:schemas-microsoft-com:office:word" xmlns:w="http://schemas.openxmlformats.org/wordprocessingml/2006/main" xmlns:w14="http://schemas.microsoft.com/office/word/2010/wordml" xmlns:w15="http://schemas.microsoft.com/office/word/2012/wordml" xmlns:wpg="http://schemas.microsoft.com/office/word/2010/wordprocessingGroup" xmlns:wpi="http://schemas.microsoft.com/office/word/2010/wordprocessingInk" xmlns:wne="http://schemas.microsoft.com/office/word/2006/wordml" xmlns:wps="http://schemas.microsoft.com/office/word/2010/wordprocessingShape" mc:Ignorable="w14 w15 wp14">
   <w:abstractNum w:abstractNumId="0">
+    <w:nsid w:val="0076511B"/>
+    <w:multiLevelType w:val="hybridMultilevel"/>
+    <w:tmpl w:val="9EAA7446"/>
+    <w:lvl w:ilvl="0" w:tplc="FE4439D0">
+      <w:start w:val="1"/>
+      <w:numFmt w:val="bullet"/>
+      <w:lvlText w:val=""/>
+      <w:lvlJc w:val="left"/>
+      <w:pPr>
+        <w:tabs>
+          <w:tab w:val="num" w:pos="720"/>
+        </w:tabs>
+        <w:ind w:left="720" w:hanging="360"/>
+      </w:pPr>
+      <w:rPr>
+        <w:rFonts w:ascii="Wingdings" w:hAnsi="Wingdings" w:hint="default"/>
+      </w:rPr>
+    </w:lvl>
+    <w:lvl w:ilvl="1" w:tplc="300E0FEE" w:tentative="1">
+      <w:start w:val="1"/>
+      <w:numFmt w:val="bullet"/>
+      <w:lvlText w:val=""/>
+      <w:lvlJc w:val="left"/>
+      <w:pPr>
+        <w:tabs>
+          <w:tab w:val="num" w:pos="1440"/>
+        </w:tabs>
+        <w:ind w:left="1440" w:hanging="360"/>
+      </w:pPr>
+      <w:rPr>
+        <w:rFonts w:ascii="Wingdings" w:hAnsi="Wingdings" w:hint="default"/>
+      </w:rPr>
+    </w:lvl>
+    <w:lvl w:ilvl="2" w:tplc="6B7A86B6" w:tentative="1">
+      <w:start w:val="1"/>
+      <w:numFmt w:val="bullet"/>
+      <w:lvlText w:val=""/>
+      <w:lvlJc w:val="left"/>
+      <w:pPr>
+        <w:tabs>
+          <w:tab w:val="num" w:pos="2160"/>
+        </w:tabs>
+        <w:ind w:left="2160" w:hanging="360"/>
+      </w:pPr>
+      <w:rPr>
+        <w:rFonts w:ascii="Wingdings" w:hAnsi="Wingdings" w:hint="default"/>
+      </w:rPr>
+    </w:lvl>
+    <w:lvl w:ilvl="3" w:tplc="8362D0D6" w:tentative="1">
+      <w:start w:val="1"/>
+      <w:numFmt w:val="bullet"/>
+      <w:lvlText w:val=""/>
+      <w:lvlJc w:val="left"/>
+      <w:pPr>
+        <w:tabs>
+          <w:tab w:val="num" w:pos="2880"/>
+        </w:tabs>
+        <w:ind w:left="2880" w:hanging="360"/>
+      </w:pPr>
+      <w:rPr>
+        <w:rFonts w:ascii="Wingdings" w:hAnsi="Wingdings" w:hint="default"/>
+      </w:rPr>
+    </w:lvl>
+    <w:lvl w:ilvl="4" w:tplc="45FA0BEC" w:tentative="1">
+      <w:start w:val="1"/>
+      <w:numFmt w:val="bullet"/>
+      <w:lvlText w:val=""/>
+      <w:lvlJc w:val="left"/>
+      <w:pPr>
+        <w:tabs>
+          <w:tab w:val="num" w:pos="3600"/>
+        </w:tabs>
+        <w:ind w:left="3600" w:hanging="360"/>
+      </w:pPr>
+      <w:rPr>
+        <w:rFonts w:ascii="Wingdings" w:hAnsi="Wingdings" w:hint="default"/>
+      </w:rPr>
+    </w:lvl>
+    <w:lvl w:ilvl="5" w:tplc="CC8A41A2" w:tentative="1">
+      <w:start w:val="1"/>
+      <w:numFmt w:val="bullet"/>
+      <w:lvlText w:val=""/>
+      <w:lvlJc w:val="left"/>
+      <w:pPr>
+        <w:tabs>
+          <w:tab w:val="num" w:pos="4320"/>
+        </w:tabs>
+        <w:ind w:left="4320" w:hanging="360"/>
+      </w:pPr>
+      <w:rPr>
+        <w:rFonts w:ascii="Wingdings" w:hAnsi="Wingdings" w:hint="default"/>
+      </w:rPr>
+    </w:lvl>
+    <w:lvl w:ilvl="6" w:tplc="621433C0" w:tentative="1">
+      <w:start w:val="1"/>
+      <w:numFmt w:val="bullet"/>
+      <w:lvlText w:val=""/>
+      <w:lvlJc w:val="left"/>
+      <w:pPr>
+        <w:tabs>
+          <w:tab w:val="num" w:pos="5040"/>
+        </w:tabs>
+        <w:ind w:left="5040" w:hanging="360"/>
+      </w:pPr>
+      <w:rPr>
+        <w:rFonts w:ascii="Wingdings" w:hAnsi="Wingdings" w:hint="default"/>
+      </w:rPr>
+    </w:lvl>
+    <w:lvl w:ilvl="7" w:tplc="B9C438AC" w:tentative="1">
+      <w:start w:val="1"/>
+      <w:numFmt w:val="bullet"/>
+      <w:lvlText w:val=""/>
+      <w:lvlJc w:val="left"/>
+      <w:pPr>
+        <w:tabs>
+          <w:tab w:val="num" w:pos="5760"/>
+        </w:tabs>
+        <w:ind w:left="5760" w:hanging="360"/>
+      </w:pPr>
+      <w:rPr>
+        <w:rFonts w:ascii="Wingdings" w:hAnsi="Wingdings" w:hint="default"/>
+      </w:rPr>
+    </w:lvl>
+    <w:lvl w:ilvl="8" w:tplc="834EA7B4" w:tentative="1">
+      <w:start w:val="1"/>
+      <w:numFmt w:val="bullet"/>
+      <w:lvlText w:val=""/>
+      <w:lvlJc w:val="left"/>
+      <w:pPr>
+        <w:tabs>
+          <w:tab w:val="num" w:pos="6480"/>
+        </w:tabs>
+        <w:ind w:left="6480" w:hanging="360"/>
+      </w:pPr>
+      <w:rPr>
+        <w:rFonts w:ascii="Wingdings" w:hAnsi="Wingdings" w:hint="default"/>
+      </w:rPr>
+    </w:lvl>
+  </w:abstractNum>
+  <w:abstractNum w:abstractNumId="1">
     <w:nsid w:val="021B74D8"/>
     <w:multiLevelType w:val="hybridMultilevel"/>
     <w:tmpl w:val="AA54E4B0"/>
@@ -8710,7 +9066,7 @@
       </w:pPr>
     </w:lvl>
   </w:abstractNum>
-  <w:abstractNum w:abstractNumId="1">
+  <w:abstractNum w:abstractNumId="2">
     <w:nsid w:val="03A62402"/>
     <w:multiLevelType w:val="hybridMultilevel"/>
     <w:tmpl w:val="572474AE"/>
@@ -8823,7 +9179,7 @@
       </w:rPr>
     </w:lvl>
   </w:abstractNum>
-  <w:abstractNum w:abstractNumId="2">
+  <w:abstractNum w:abstractNumId="3">
     <w:nsid w:val="09790FCA"/>
     <w:multiLevelType w:val="hybridMultilevel"/>
     <w:tmpl w:val="AEE40150"/>
@@ -8915,7 +9271,7 @@
       </w:pPr>
     </w:lvl>
   </w:abstractNum>
-  <w:abstractNum w:abstractNumId="3">
+  <w:abstractNum w:abstractNumId="4">
     <w:nsid w:val="0B9B7E00"/>
     <w:multiLevelType w:val="hybridMultilevel"/>
     <w:tmpl w:val="4E661F34"/>
@@ -9029,7 +9385,7 @@
       </w:rPr>
     </w:lvl>
   </w:abstractNum>
-  <w:abstractNum w:abstractNumId="4">
+  <w:abstractNum w:abstractNumId="5">
     <w:nsid w:val="18D3052D"/>
     <w:multiLevelType w:val="hybridMultilevel"/>
     <w:tmpl w:val="784A4CC2"/>
@@ -9162,7 +9518,7 @@
       </w:rPr>
     </w:lvl>
   </w:abstractNum>
-  <w:abstractNum w:abstractNumId="5">
+  <w:abstractNum w:abstractNumId="6">
     <w:nsid w:val="1B5E0FA2"/>
     <w:multiLevelType w:val="hybridMultilevel"/>
     <w:tmpl w:val="2CA4F244"/>
@@ -9256,7 +9612,7 @@
       </w:pPr>
     </w:lvl>
   </w:abstractNum>
-  <w:abstractNum w:abstractNumId="6">
+  <w:abstractNum w:abstractNumId="7">
     <w:nsid w:val="1C7A1A66"/>
     <w:multiLevelType w:val="hybridMultilevel"/>
     <w:tmpl w:val="DE388A2E"/>
@@ -9369,7 +9725,7 @@
       </w:rPr>
     </w:lvl>
   </w:abstractNum>
-  <w:abstractNum w:abstractNumId="7">
+  <w:abstractNum w:abstractNumId="8">
     <w:nsid w:val="23AD5158"/>
     <w:multiLevelType w:val="hybridMultilevel"/>
     <w:tmpl w:val="95C2B538"/>
@@ -9458,7 +9814,7 @@
       </w:pPr>
     </w:lvl>
   </w:abstractNum>
-  <w:abstractNum w:abstractNumId="8">
+  <w:abstractNum w:abstractNumId="9">
     <w:nsid w:val="276761BF"/>
     <w:multiLevelType w:val="hybridMultilevel"/>
     <w:tmpl w:val="E76CD148"/>
@@ -9591,7 +9947,7 @@
       </w:rPr>
     </w:lvl>
   </w:abstractNum>
-  <w:abstractNum w:abstractNumId="9">
+  <w:abstractNum w:abstractNumId="10">
     <w:nsid w:val="2D73629E"/>
     <w:multiLevelType w:val="hybridMultilevel"/>
     <w:tmpl w:val="938A8892"/>
@@ -9704,7 +10060,7 @@
       </w:rPr>
     </w:lvl>
   </w:abstractNum>
-  <w:abstractNum w:abstractNumId="10">
+  <w:abstractNum w:abstractNumId="11">
     <w:nsid w:val="2E941E26"/>
     <w:multiLevelType w:val="hybridMultilevel"/>
     <w:tmpl w:val="9BD4AEC2"/>
@@ -9817,7 +10173,7 @@
       </w:rPr>
     </w:lvl>
   </w:abstractNum>
-  <w:abstractNum w:abstractNumId="11">
+  <w:abstractNum w:abstractNumId="12">
     <w:nsid w:val="36690B0C"/>
     <w:multiLevelType w:val="hybridMultilevel"/>
     <w:tmpl w:val="4C5E4B32"/>
@@ -9935,7 +10291,7 @@
       </w:rPr>
     </w:lvl>
   </w:abstractNum>
-  <w:abstractNum w:abstractNumId="12">
+  <w:abstractNum w:abstractNumId="13">
     <w:nsid w:val="3CA5575D"/>
     <w:multiLevelType w:val="hybridMultilevel"/>
     <w:tmpl w:val="5D587586"/>
@@ -10048,7 +10404,7 @@
       </w:rPr>
     </w:lvl>
   </w:abstractNum>
-  <w:abstractNum w:abstractNumId="13">
+  <w:abstractNum w:abstractNumId="14">
     <w:nsid w:val="3FC10492"/>
     <w:multiLevelType w:val="hybridMultilevel"/>
     <w:tmpl w:val="F53EDAA8"/>
@@ -10161,7 +10517,7 @@
       </w:rPr>
     </w:lvl>
   </w:abstractNum>
-  <w:abstractNum w:abstractNumId="14">
+  <w:abstractNum w:abstractNumId="15">
     <w:nsid w:val="40C5775D"/>
     <w:multiLevelType w:val="hybridMultilevel"/>
     <w:tmpl w:val="89B43BAC"/>
@@ -10299,7 +10655,7 @@
       </w:rPr>
     </w:lvl>
   </w:abstractNum>
-  <w:abstractNum w:abstractNumId="15">
+  <w:abstractNum w:abstractNumId="16">
     <w:nsid w:val="5386146B"/>
     <w:multiLevelType w:val="hybridMultilevel"/>
     <w:tmpl w:val="19DA3686"/>
@@ -10389,7 +10745,7 @@
       </w:pPr>
     </w:lvl>
   </w:abstractNum>
-  <w:abstractNum w:abstractNumId="16">
+  <w:abstractNum w:abstractNumId="17">
     <w:nsid w:val="55770D95"/>
     <w:multiLevelType w:val="hybridMultilevel"/>
     <w:tmpl w:val="E5B02BCE"/>
@@ -10503,7 +10859,7 @@
       </w:rPr>
     </w:lvl>
   </w:abstractNum>
-  <w:abstractNum w:abstractNumId="17">
+  <w:abstractNum w:abstractNumId="18">
     <w:nsid w:val="57884D14"/>
     <w:multiLevelType w:val="hybridMultilevel"/>
     <w:tmpl w:val="54EEA29A"/>
@@ -10598,7 +10954,7 @@
       </w:pPr>
     </w:lvl>
   </w:abstractNum>
-  <w:abstractNum w:abstractNumId="18">
+  <w:abstractNum w:abstractNumId="19">
     <w:nsid w:val="58FF7EF3"/>
     <w:multiLevelType w:val="hybridMultilevel"/>
     <w:tmpl w:val="1D00D8C8"/>
@@ -10712,7 +11068,7 @@
       </w:rPr>
     </w:lvl>
   </w:abstractNum>
-  <w:abstractNum w:abstractNumId="19">
+  <w:abstractNum w:abstractNumId="20">
     <w:nsid w:val="65DB53B6"/>
     <w:multiLevelType w:val="hybridMultilevel"/>
     <w:tmpl w:val="C878314C"/>
@@ -10804,7 +11160,7 @@
       </w:pPr>
     </w:lvl>
   </w:abstractNum>
-  <w:abstractNum w:abstractNumId="20">
+  <w:abstractNum w:abstractNumId="21">
     <w:nsid w:val="67016943"/>
     <w:multiLevelType w:val="hybridMultilevel"/>
     <w:tmpl w:val="0B26168E"/>
@@ -10890,7 +11246,7 @@
       </w:pPr>
     </w:lvl>
   </w:abstractNum>
-  <w:abstractNum w:abstractNumId="21">
+  <w:abstractNum w:abstractNumId="22">
     <w:nsid w:val="6DA77193"/>
     <w:multiLevelType w:val="hybridMultilevel"/>
     <w:tmpl w:val="217E41C6"/>
@@ -10981,7 +11337,7 @@
       </w:pPr>
     </w:lvl>
   </w:abstractNum>
-  <w:abstractNum w:abstractNumId="22">
+  <w:abstractNum w:abstractNumId="23">
     <w:nsid w:val="7CE352D0"/>
     <w:multiLevelType w:val="hybridMultilevel"/>
     <w:tmpl w:val="92D09F16"/>
@@ -11094,7 +11450,7 @@
       </w:rPr>
     </w:lvl>
   </w:abstractNum>
-  <w:abstractNum w:abstractNumId="23">
+  <w:abstractNum w:abstractNumId="24">
     <w:nsid w:val="7DC83295"/>
     <w:multiLevelType w:val="hybridMultilevel"/>
     <w:tmpl w:val="0226C5F0"/>
@@ -11184,76 +11540,79 @@
     </w:lvl>
   </w:abstractNum>
   <w:num w:numId="1">
+    <w:abstractNumId w:val="13"/>
+  </w:num>
+  <w:num w:numId="2">
+    <w:abstractNumId w:val="17"/>
+  </w:num>
+  <w:num w:numId="3">
+    <w:abstractNumId w:val="5"/>
+  </w:num>
+  <w:num w:numId="4">
+    <w:abstractNumId w:val="6"/>
+  </w:num>
+  <w:num w:numId="5">
+    <w:abstractNumId w:val="11"/>
+  </w:num>
+  <w:num w:numId="6">
+    <w:abstractNumId w:val="24"/>
+  </w:num>
+  <w:num w:numId="7">
+    <w:abstractNumId w:val="1"/>
+  </w:num>
+  <w:num w:numId="8">
+    <w:abstractNumId w:val="21"/>
+  </w:num>
+  <w:num w:numId="9">
+    <w:abstractNumId w:val="9"/>
+  </w:num>
+  <w:num w:numId="10">
+    <w:abstractNumId w:val="15"/>
+  </w:num>
+  <w:num w:numId="11">
+    <w:abstractNumId w:val="22"/>
+  </w:num>
+  <w:num w:numId="12">
+    <w:abstractNumId w:val="4"/>
+  </w:num>
+  <w:num w:numId="13">
+    <w:abstractNumId w:val="2"/>
+  </w:num>
+  <w:num w:numId="14">
     <w:abstractNumId w:val="12"/>
   </w:num>
-  <w:num w:numId="2">
+  <w:num w:numId="15">
+    <w:abstractNumId w:val="19"/>
+  </w:num>
+  <w:num w:numId="16">
+    <w:abstractNumId w:val="14"/>
+  </w:num>
+  <w:num w:numId="17">
+    <w:abstractNumId w:val="18"/>
+  </w:num>
+  <w:num w:numId="18">
     <w:abstractNumId w:val="16"/>
   </w:num>
-  <w:num w:numId="3">
-    <w:abstractNumId w:val="4"/>
+  <w:num w:numId="19">
+    <w:abstractNumId w:val="20"/>
   </w:num>
-  <w:num w:numId="4">
-    <w:abstractNumId w:val="5"/>
-  </w:num>
-  <w:num w:numId="5">
+  <w:num w:numId="20">
     <w:abstractNumId w:val="10"/>
   </w:num>
-  <w:num w:numId="6">
+  <w:num w:numId="21">
+    <w:abstractNumId w:val="7"/>
+  </w:num>
+  <w:num w:numId="22">
+    <w:abstractNumId w:val="3"/>
+  </w:num>
+  <w:num w:numId="23">
     <w:abstractNumId w:val="23"/>
   </w:num>
-  <w:num w:numId="7">
-    <w:abstractNumId w:val="0"/>
-  </w:num>
-  <w:num w:numId="8">
-    <w:abstractNumId w:val="20"/>
-  </w:num>
-  <w:num w:numId="9">
+  <w:num w:numId="24">
     <w:abstractNumId w:val="8"/>
   </w:num>
-  <w:num w:numId="10">
-    <w:abstractNumId w:val="14"/>
-  </w:num>
-  <w:num w:numId="11">
-    <w:abstractNumId w:val="21"/>
-  </w:num>
-  <w:num w:numId="12">
-    <w:abstractNumId w:val="3"/>
-  </w:num>
-  <w:num w:numId="13">
-    <w:abstractNumId w:val="1"/>
-  </w:num>
-  <w:num w:numId="14">
-    <w:abstractNumId w:val="11"/>
-  </w:num>
-  <w:num w:numId="15">
-    <w:abstractNumId w:val="18"/>
-  </w:num>
-  <w:num w:numId="16">
-    <w:abstractNumId w:val="13"/>
-  </w:num>
-  <w:num w:numId="17">
-    <w:abstractNumId w:val="17"/>
-  </w:num>
-  <w:num w:numId="18">
-    <w:abstractNumId w:val="15"/>
-  </w:num>
-  <w:num w:numId="19">
-    <w:abstractNumId w:val="19"/>
-  </w:num>
-  <w:num w:numId="20">
-    <w:abstractNumId w:val="9"/>
-  </w:num>
-  <w:num w:numId="21">
-    <w:abstractNumId w:val="6"/>
-  </w:num>
-  <w:num w:numId="22">
-    <w:abstractNumId w:val="2"/>
-  </w:num>
-  <w:num w:numId="23">
-    <w:abstractNumId w:val="22"/>
-  </w:num>
-  <w:num w:numId="24">
-    <w:abstractNumId w:val="7"/>
+  <w:num w:numId="25">
+    <w:abstractNumId w:val="0"/>
   </w:num>
 </w:numbering>
 </file>
@@ -11656,7 +12015,6 @@
   <w:style w:type="character" w:default="1" w:styleId="Policepardfaut">
     <w:name w:val="Default Paragraph Font"/>
     <w:uiPriority w:val="1"/>
-    <w:semiHidden/>
     <w:unhideWhenUsed/>
   </w:style>
   <w:style w:type="table" w:default="1" w:styleId="TableauNormal">
@@ -12139,7 +12497,7 @@
 </file>
 
 <file path=customXml/itemProps1.xml><?xml version="1.0" encoding="utf-8"?>
-<ds:datastoreItem xmlns:ds="http://schemas.openxmlformats.org/officeDocument/2006/customXml" ds:itemID="{661F48B6-3E02-4013-A685-76B296D1486D}">
+<ds:datastoreItem xmlns:ds="http://schemas.openxmlformats.org/officeDocument/2006/customXml" ds:itemID="{FD9B115F-1D00-4B28-82CD-59403F07A91D}">
   <ds:schemaRefs>
     <ds:schemaRef ds:uri="http://schemas.openxmlformats.org/officeDocument/2006/bibliography"/>
   </ds:schemaRefs>
